--- a/BS-Nhan/FORM NỘI SOI - Nhan.docx
+++ b/BS-Nhan/FORM NỘI SOI - Nhan.docx
@@ -1,6 +1,6 @@
 
 <file path=word/document.xml><?xml version="1.0" encoding="utf-8"?>
-<w:document xmlns:wpc="http://schemas.microsoft.com/office/word/2010/wordprocessingCanvas" xmlns:cx="http://schemas.microsoft.com/office/drawing/2014/chartex" xmlns:cx1="http://schemas.microsoft.com/office/drawing/2015/9/8/chartex" xmlns:cx2="http://schemas.microsoft.com/office/drawing/2015/10/21/chartex" xmlns:cx3="http://schemas.microsoft.com/office/drawing/2016/5/9/chartex" xmlns:cx4="http://schemas.microsoft.com/office/drawing/2016/5/10/chartex" xmlns:cx5="http://schemas.microsoft.com/office/drawing/2016/5/11/chartex" xmlns:cx6="http://schemas.microsoft.com/office/drawing/2016/5/12/chartex" xmlns:cx7="http://schemas.microsoft.com/office/drawing/2016/5/13/chartex" xmlns:cx8="http://schemas.microsoft.com/office/drawing/2016/5/14/chartex" xmlns:mc="http://schemas.openxmlformats.org/markup-compatibility/2006" xmlns:aink="http://schemas.microsoft.com/office/drawing/2016/ink" xmlns:am3d="http://schemas.microsoft.com/office/drawing/2017/model3d" xmlns:o="urn:schemas-microsoft-com:office:office" xmlns:oel="http://schemas.microsoft.com/office/2019/extlst" xmlns:r="http://schemas.openxmlformats.org/officeDocument/2006/relationships" xmlns:m="http://schemas.openxmlformats.org/officeDocument/2006/math" xmlns:v="urn:schemas-microsoft-com:vml" xmlns:wp14="http://schemas.microsoft.com/office/word/2010/wordprocessingDrawing" xmlns:wp="http://schemas.openxmlformats.org/drawingml/2006/wordprocessingDrawing" xmlns:w10="urn:schemas-microsoft-com:office:word" xmlns:w="http://schemas.openxmlformats.org/wordprocessingml/2006/main" xmlns:w14="http://schemas.microsoft.com/office/word/2010/wordml" xmlns:w15="http://schemas.microsoft.com/office/word/2012/wordml" xmlns:w16cei="http://schemas.microsoft.com/office/word/2026/wordml/cei" xmlns:w16cex="http://schemas.microsoft.com/office/word/2018/wordml/cex" xmlns:w16cid="http://schemas.microsoft.com/office/word/2016/wordml/cid" xmlns:w16="http://schemas.microsoft.com/office/word/2018/wordml" xmlns:w16du="http://schemas.microsoft.com/office/word/2023/wordml/word16du" xmlns:w16sdtdh="http://schemas.microsoft.com/office/word/2020/wordml/sdtdatahash" xmlns:w16sdtfl="http://schemas.microsoft.com/office/word/2024/wordml/sdtformatlock" xmlns:w16se="http://schemas.microsoft.com/office/word/2015/wordml/symex" xmlns:wpg="http://schemas.microsoft.com/office/word/2010/wordprocessingGroup" xmlns:wpi="http://schemas.microsoft.com/office/word/2010/wordprocessingInk" xmlns:wne="http://schemas.microsoft.com/office/word/2006/wordml" xmlns:wps="http://schemas.microsoft.com/office/word/2010/wordprocessingShape" mc:Ignorable="w14 w15 w16se w16cid w16 w16cex w16sdtdh w16sdtfl w16du wp14">
+<w:document xmlns:wpc="http://schemas.microsoft.com/office/word/2010/wordprocessingCanvas" xmlns:cx="http://schemas.microsoft.com/office/drawing/2014/chartex" xmlns:cx1="http://schemas.microsoft.com/office/drawing/2015/9/8/chartex" xmlns:cx2="http://schemas.microsoft.com/office/drawing/2015/10/21/chartex" xmlns:cx3="http://schemas.microsoft.com/office/drawing/2016/5/9/chartex" xmlns:cx4="http://schemas.microsoft.com/office/drawing/2016/5/10/chartex" xmlns:cx5="http://schemas.microsoft.com/office/drawing/2016/5/11/chartex" xmlns:cx6="http://schemas.microsoft.com/office/drawing/2016/5/12/chartex" xmlns:cx7="http://schemas.microsoft.com/office/drawing/2016/5/13/chartex" xmlns:cx8="http://schemas.microsoft.com/office/drawing/2016/5/14/chartex" xmlns:mc="http://schemas.openxmlformats.org/markup-compatibility/2006" xmlns:aink="http://schemas.microsoft.com/office/drawing/2016/ink" xmlns:am3d="http://schemas.microsoft.com/office/drawing/2017/model3d" xmlns:o="urn:schemas-microsoft-com:office:office" xmlns:oel="http://schemas.microsoft.com/office/2019/extlst" xmlns:r="http://schemas.openxmlformats.org/officeDocument/2006/relationships" xmlns:m="http://schemas.openxmlformats.org/officeDocument/2006/math" xmlns:v="urn:schemas-microsoft-com:vml" xmlns:wp14="http://schemas.microsoft.com/office/word/2010/wordprocessingDrawing" xmlns:wp="http://schemas.openxmlformats.org/drawingml/2006/wordprocessingDrawing" xmlns:w10="urn:schemas-microsoft-com:office:word" xmlns:w="http://schemas.openxmlformats.org/wordprocessingml/2006/main" xmlns:w14="http://schemas.microsoft.com/office/word/2010/wordml" xmlns:w15="http://schemas.microsoft.com/office/word/2012/wordml" xmlns:w16cex="http://schemas.microsoft.com/office/word/2018/wordml/cex" xmlns:w16cid="http://schemas.microsoft.com/office/word/2016/wordml/cid" xmlns:w16="http://schemas.microsoft.com/office/word/2018/wordml" xmlns:w16du="http://schemas.microsoft.com/office/word/2023/wordml/word16du" xmlns:w16sdtdh="http://schemas.microsoft.com/office/word/2020/wordml/sdtdatahash" xmlns:w16sdtfl="http://schemas.microsoft.com/office/word/2024/wordml/sdtformatlock" xmlns:w16se="http://schemas.microsoft.com/office/word/2015/wordml/symex" xmlns:wpg="http://schemas.microsoft.com/office/word/2010/wordprocessingGroup" xmlns:wpi="http://schemas.microsoft.com/office/word/2010/wordprocessingInk" xmlns:wne="http://schemas.microsoft.com/office/word/2006/wordml" xmlns:wps="http://schemas.microsoft.com/office/word/2010/wordprocessingShape" mc:Ignorable="w14 w15 w16se w16cid w16 w16cex w16sdtdh w16sdtfl w16du wp14">
   <w:body>
     <w:p>
       <w:pPr>
@@ -44,7 +44,7 @@
           <w:sz w:val="24"/>
           <w:szCs w:val="24"/>
         </w:rPr>
-        <w:t>- Thực quản: Lòng thông thoáng, niêm mạc trơn láng, không dãn tĩnh mạch. Đường Z cách cung răng # cm, đường viền rõ, không viêm trợt.</w:t>
+        <w:t>- Thực quản: Lòng thông thoáng, niêm mạc trơn láng</w:t>
       </w:r>
     </w:p>
     <w:p>
@@ -124,7 +124,7 @@
           <w:sz w:val="24"/>
           <w:szCs w:val="24"/>
         </w:rPr>
-        <w:t xml:space="preserve">  + Hang vị: Niêm mạc nhẵn, hồng đều, không viêm loét.</w:t>
+        <w:t xml:space="preserve">  + Hang vị: </w:t>
       </w:r>
     </w:p>
     <w:p>
@@ -202,7 +202,7 @@
           <w:sz w:val="24"/>
           <w:szCs w:val="24"/>
         </w:rPr>
-        <w:t>D2: Niêm mạc bình thường, quan sát thấy nhú Vater rõ.</w:t>
+        <w:t>D2: Niêm mạc bình thường</w:t>
       </w:r>
     </w:p>
     <w:p>
@@ -234,7 +234,7 @@
           <w:sz w:val="24"/>
           <w:szCs w:val="24"/>
         </w:rPr>
-        <w:t>- Thực quản: Lòng thông thoáng, niêm mạc trơn láng, không dãn tĩnh mạch, không viêm trào ngược. Đường Z cách cung răng # cm.</w:t>
+        <w:t>- Thực quản: Lòng thông thoáng, niêm mạc trơn láng</w:t>
       </w:r>
     </w:p>
     <w:p>
@@ -330,7 +330,7 @@
           <w:sz w:val="24"/>
           <w:szCs w:val="24"/>
         </w:rPr>
-        <w:t xml:space="preserve">  + Miệng nối kiểu Billroth II mềm mại, co bóp và thông tốt, bờ mép miệng nối trơn láng, không loét, không thấy chỉ phẫu thuật lộ.</w:t>
+        <w:t xml:space="preserve">  + Miệng nối kiểu Billroth II mềm mại</w:t>
       </w:r>
     </w:p>
     <w:p>
@@ -362,7 +362,21 @@
           <w:sz w:val="24"/>
           <w:szCs w:val="24"/>
         </w:rPr>
-        <w:t xml:space="preserve">  + Vào máy kiểm tra quai tới và quai đi sâu # cm: Niêm mạc hồng hào, dạng nhung mao mềm mại, không loét.</w:t>
+        <w:t xml:space="preserve">  + Vào máy kiểm tra quai tới và quai đi sâu # </w:t>
+      </w:r>
+      <w:r>
+        <w:rPr>
+          <w:sz w:val="24"/>
+          <w:szCs w:val="24"/>
+        </w:rPr>
+        <w:t>5</w:t>
+      </w:r>
+      <w:r>
+        <w:rPr>
+          <w:sz w:val="24"/>
+          <w:szCs w:val="24"/>
+        </w:rPr>
+        <w:t>cm: Niêm mạc hồng hào, dạng nhung mao mềm mại, không loét.</w:t>
       </w:r>
     </w:p>
     <w:p>
@@ -442,61 +456,77 @@
           <w:szCs w:val="24"/>
           <w:lang w:val="vi-VN"/>
         </w:rPr>
-        <w:t>- Manh tràng: Quan sát rõ lỗ ruột thừa và van hồi manh tràng, niêm mạc bình thường.</w:t>
-      </w:r>
-    </w:p>
-    <w:p>
-      <w:pPr>
-        <w:spacing w:after="0" w:line="240" w:lineRule="auto"/>
-        <w:rPr>
-          <w:sz w:val="24"/>
-          <w:szCs w:val="24"/>
-          <w:lang w:val="vi-VN"/>
-        </w:rPr>
-      </w:pPr>
-      <w:r>
-        <w:rPr>
-          <w:sz w:val="24"/>
-          <w:szCs w:val="24"/>
-          <w:lang w:val="vi-VN"/>
-        </w:rPr>
-        <w:t>- Đại tràng lên: Niêm mạc trơn láng, không u, không polyp.</w:t>
-      </w:r>
-    </w:p>
-    <w:p>
-      <w:pPr>
-        <w:spacing w:after="0" w:line="240" w:lineRule="auto"/>
-        <w:rPr>
-          <w:sz w:val="24"/>
-          <w:szCs w:val="24"/>
-          <w:lang w:val="vi-VN"/>
-        </w:rPr>
-      </w:pPr>
-      <w:r>
-        <w:rPr>
-          <w:sz w:val="24"/>
-          <w:szCs w:val="24"/>
-          <w:lang w:val="vi-VN"/>
-        </w:rPr>
-        <w:t>- Góc gan: Bình thường, lòng thông thoáng.</w:t>
-      </w:r>
-    </w:p>
-    <w:p>
-      <w:pPr>
-        <w:spacing w:after="0" w:line="240" w:lineRule="auto"/>
-        <w:rPr>
-          <w:sz w:val="24"/>
-          <w:szCs w:val="24"/>
-          <w:lang w:val="vi-VN"/>
-        </w:rPr>
-      </w:pPr>
-      <w:r>
-        <w:rPr>
-          <w:sz w:val="24"/>
-          <w:szCs w:val="24"/>
-          <w:lang w:val="vi-VN"/>
-        </w:rPr>
-        <w:t>- Đại tràng ngang: Niêm mạc bình thường, các nếp gấp tam giác mềm mại, co bóp tốt.</w:t>
+        <w:t xml:space="preserve">- Manh tràng: </w:t>
+      </w:r>
+      <w:r>
+        <w:rPr>
+          <w:sz w:val="24"/>
+          <w:szCs w:val="24"/>
+          <w:lang w:val="en-US"/>
+        </w:rPr>
+        <w:t>N</w:t>
+      </w:r>
+      <w:r>
+        <w:rPr>
+          <w:sz w:val="24"/>
+          <w:szCs w:val="24"/>
+          <w:lang w:val="vi-VN"/>
+        </w:rPr>
+        <w:t>iêm mạc bình thường.</w:t>
+      </w:r>
+    </w:p>
+    <w:p>
+      <w:pPr>
+        <w:spacing w:after="0" w:line="240" w:lineRule="auto"/>
+        <w:rPr>
+          <w:sz w:val="24"/>
+          <w:szCs w:val="24"/>
+          <w:lang w:val="vi-VN"/>
+        </w:rPr>
+      </w:pPr>
+      <w:r>
+        <w:rPr>
+          <w:sz w:val="24"/>
+          <w:szCs w:val="24"/>
+          <w:lang w:val="vi-VN"/>
+        </w:rPr>
+        <w:t>- Đại tràng lên: Niêm mạc trơn láng, không u</w:t>
+      </w:r>
+    </w:p>
+    <w:p>
+      <w:pPr>
+        <w:spacing w:after="0" w:line="240" w:lineRule="auto"/>
+        <w:rPr>
+          <w:sz w:val="24"/>
+          <w:szCs w:val="24"/>
+          <w:lang w:val="en-US"/>
+        </w:rPr>
+      </w:pPr>
+      <w:r>
+        <w:rPr>
+          <w:sz w:val="24"/>
+          <w:szCs w:val="24"/>
+          <w:lang w:val="vi-VN"/>
+        </w:rPr>
+        <w:t>- Góc gan: Bình thường</w:t>
+      </w:r>
+    </w:p>
+    <w:p>
+      <w:pPr>
+        <w:spacing w:after="0" w:line="240" w:lineRule="auto"/>
+        <w:rPr>
+          <w:sz w:val="24"/>
+          <w:szCs w:val="24"/>
+          <w:lang w:val="en-US"/>
+        </w:rPr>
+      </w:pPr>
+      <w:r>
+        <w:rPr>
+          <w:sz w:val="24"/>
+          <w:szCs w:val="24"/>
+          <w:lang w:val="vi-VN"/>
+        </w:rPr>
+        <w:t>- Đại tràng ngang: Niêm mạc bình thường</w:t>
       </w:r>
     </w:p>
     <w:p>
@@ -541,16 +571,16 @@
         <w:rPr>
           <w:sz w:val="24"/>
           <w:szCs w:val="24"/>
-          <w:lang w:val="vi-VN"/>
-        </w:rPr>
-      </w:pPr>
-      <w:r>
-        <w:rPr>
-          <w:sz w:val="24"/>
-          <w:szCs w:val="24"/>
-          <w:lang w:val="vi-VN"/>
-        </w:rPr>
-        <w:t>- Đại tràng Sigma: Niêm mạc hồng, mềm mại, không có túi thừa, không polyp.</w:t>
+          <w:lang w:val="en-US"/>
+        </w:rPr>
+      </w:pPr>
+      <w:r>
+        <w:rPr>
+          <w:sz w:val="24"/>
+          <w:szCs w:val="24"/>
+          <w:lang w:val="vi-VN"/>
+        </w:rPr>
+        <w:t>- Đại tràng Sigma: Niêm mạc hồng, mềm mại</w:t>
       </w:r>
     </w:p>
     <w:p>
@@ -577,16 +607,24 @@
         <w:rPr>
           <w:sz w:val="24"/>
           <w:szCs w:val="24"/>
-          <w:lang w:val="vi-VN"/>
-        </w:rPr>
-      </w:pPr>
-      <w:r>
-        <w:rPr>
-          <w:sz w:val="24"/>
-          <w:szCs w:val="24"/>
-          <w:lang w:val="vi-VN"/>
-        </w:rPr>
-        <w:t>- Kênh hậu môn: Soi quặt ngược quan sát thấy cơ vòng hậu môn co bóp tốt, không viêm nứt, không trĩ nội.</w:t>
+          <w:lang w:val="en-US"/>
+        </w:rPr>
+      </w:pPr>
+      <w:r>
+        <w:rPr>
+          <w:sz w:val="24"/>
+          <w:szCs w:val="24"/>
+          <w:lang w:val="vi-VN"/>
+        </w:rPr>
+        <w:t xml:space="preserve">- </w:t>
+      </w:r>
+      <w:r>
+        <w:rPr>
+          <w:sz w:val="24"/>
+          <w:szCs w:val="24"/>
+          <w:lang w:val="en-US"/>
+        </w:rPr>
+        <w:t>Hậu môn: Bình thường</w:t>
       </w:r>
     </w:p>
     <w:p>
@@ -604,7 +642,6 @@
         <w:pStyle w:val="Heading1"/>
       </w:pPr>
       <w:r>
-        <w:lastRenderedPageBreak/>
         <w:t xml:space="preserve">TRỰC TRÀNG: </w:t>
       </w:r>
     </w:p>
@@ -1226,6 +1263,7 @@
   <w:style w:type="character" w:default="1" w:styleId="DefaultParagraphFont">
     <w:name w:val="Default Paragraph Font"/>
     <w:uiPriority w:val="1"/>
+    <w:semiHidden/>
     <w:unhideWhenUsed/>
   </w:style>
   <w:style w:type="table" w:default="1" w:styleId="TableNormal">
